--- a/6B-Grammar-L5-Proofreading-Teachers-Notes.docx
+++ b/6B-Grammar-L5-Proofreading-Teachers-Notes.docx
@@ -434,7 +434,7 @@
                 <w:rFonts w:ascii="Times New Roman" w:hAnsi="Times New Roman"/>
                 <w:sz w:val="20"/>
               </w:rPr>
-              <w:t>Five practice sentences</w:t>
+              <w:t>Practice sentences</w:t>
             </w:r>
           </w:p>
         </w:tc>
@@ -451,7 +451,7 @@
                 <w:rFonts w:ascii="Times New Roman" w:hAnsi="Times New Roman"/>
                 <w:sz w:val="20"/>
               </w:rPr>
-              <w:t>Two are already correct.</w:t>
+              <w:t>6 sentences. Two already correct.</w:t>
             </w:r>
           </w:p>
         </w:tc>
@@ -731,7 +731,7 @@
                 <w:rFonts w:ascii="Times New Roman" w:hAnsi="Times New Roman"/>
                 <w:sz w:val="20"/>
               </w:rPr>
-              <w:t>3 min. ‘The First Day at the Bakery’, approx. 40 words.</w:t>
+              <w:t>3 min. ‘His advice for stressed students’, approx. 40 words.</w:t>
             </w:r>
           </w:p>
         </w:tc>
@@ -946,7 +946,7 @@
           <w:b/>
           <w:i w:val="0"/>
         </w:rPr>
-        <w:t>The four codes:</w:t>
+        <w:t>The four codes (same as Lesson 4):</w:t>
       </w:r>
     </w:p>
     <w:tbl>
@@ -1119,7 +1119,7 @@
                 <w:rFonts w:ascii="Times New Roman" w:hAnsi="Times New Roman"/>
                 <w:sz w:val="20"/>
               </w:rPr>
-              <w:t>No one is surprised when a doctor work at weekends.</w:t>
+              <w:t>No one understand why he left medicine.</w:t>
             </w:r>
           </w:p>
         </w:tc>
@@ -1172,7 +1172,7 @@
                 <w:rFonts w:ascii="Times New Roman" w:hAnsi="Times New Roman"/>
                 <w:sz w:val="20"/>
               </w:rPr>
-              <w:t>The patient was very worrying about the operation.</w:t>
+              <w:t>I was very surprising to hear the news.</w:t>
             </w:r>
           </w:p>
         </w:tc>
@@ -1225,7 +1225,7 @@
                 <w:rFonts w:ascii="Times New Roman" w:hAnsi="Times New Roman"/>
                 <w:sz w:val="20"/>
               </w:rPr>
-              <w:t>It was a honour to interview such a dedicated doctor.</w:t>
+              <w:t>It was a honour to meet such a brave person.</w:t>
             </w:r>
           </w:p>
         </w:tc>
@@ -1238,7 +1238,7 @@
           <w:i/>
           <w:color w:val="C00000"/>
         </w:rPr>
-        <w:t>Say this: ‘A sentence passes both questions or it does not exist. There is no third question.’</w:t>
+        <w:t>The examples are different, but the questions are the same. Ask the two questions every time.</w:t>
       </w:r>
     </w:p>
     <w:p>
@@ -1259,67 +1259,85 @@
           <w:b w:val="0"/>
           <w:i w:val="0"/>
         </w:rPr>
-        <w:t>Five sentences. Two already correct. Treat this as training the eye, not a test.</w:t>
+        <w:t>Six sentences. Two already correct. The errors are DIFFERENT sub-types from Lesson 4, but the codes are the same. This trains transfer, not memorisation.</w:t>
       </w:r>
     </w:p>
     <w:p>
       <w:pPr>
         <w:spacing w:after="80"/>
+        <w:ind w:left="283"/>
       </w:pPr>
       <w:r>
         <w:rPr>
           <w:b w:val="0"/>
           <w:i w:val="0"/>
         </w:rPr>
-        <w:t>1.  The patient was very worrying about the operation.</w:t>
+        <w:t>1.  I was very surprising to hear the news.</w:t>
       </w:r>
     </w:p>
     <w:p>
       <w:pPr>
         <w:spacing w:after="80"/>
+        <w:ind w:left="283"/>
       </w:pPr>
       <w:r>
         <w:rPr>
           <w:b w:val="0"/>
           <w:i w:val="0"/>
         </w:rPr>
-        <w:t>2.  Dr Lee left the hospital in 2020, he opened a clinic in Wan Chai.</w:t>
+        <w:t>2.  No one understand why he left medicine.</w:t>
       </w:r>
     </w:p>
     <w:p>
       <w:pPr>
         <w:spacing w:after="80"/>
+        <w:ind w:left="283"/>
       </w:pPr>
       <w:r>
         <w:rPr>
           <w:b w:val="0"/>
           <w:i w:val="0"/>
         </w:rPr>
-        <w:t>3.  Working twelve hours every day, she never missed a shift.</w:t>
+        <w:t>3.  He posted his first video in January, it went viral within a week.</w:t>
       </w:r>
     </w:p>
     <w:p>
       <w:pPr>
         <w:spacing w:after="80"/>
+        <w:ind w:left="283"/>
       </w:pPr>
       <w:r>
         <w:rPr>
           <w:b w:val="0"/>
           <w:i w:val="0"/>
         </w:rPr>
-        <w:t>4.  No one is surprised when a doctor work at weekends.</w:t>
+        <w:t>4.  His advice has changed my daily habits.</w:t>
       </w:r>
     </w:p>
     <w:p>
       <w:pPr>
         <w:spacing w:after="80"/>
+        <w:ind w:left="283"/>
       </w:pPr>
       <w:r>
         <w:rPr>
           <w:b w:val="0"/>
           <w:i w:val="0"/>
         </w:rPr>
-        <w:t>5.  It was a honour to interview such a dedicated doctor.</w:t>
+        <w:t>5.  It was a honour to meet such a brave person.</w:t>
+      </w:r>
+    </w:p>
+    <w:p>
+      <w:pPr>
+        <w:spacing w:after="80"/>
+        <w:ind w:left="283"/>
+      </w:pPr>
+      <w:r>
+        <w:rPr>
+          <w:b w:val="0"/>
+          <w:i w:val="0"/>
+        </w:rPr>
+        <w:t>6.  Dr Lai records a new video every Sunday.</w:t>
       </w:r>
     </w:p>
     <w:tbl>
@@ -1376,7 +1394,7 @@
         </w:tc>
         <w:tc>
           <w:tcPr>
-            <w:tcW w:type="dxa" w:w="1134"/>
+            <w:tcW w:type="dxa" w:w="1701"/>
           </w:tcPr>
           <w:p>
             <w:pPr>
@@ -1460,13 +1478,13 @@
                 <w:rFonts w:ascii="Times New Roman" w:hAnsi="Times New Roman"/>
                 <w:sz w:val="20"/>
               </w:rPr>
-              <w:t>The patient was very worrying about the operation.</w:t>
+              <w:t>I was very surprising to hear the news.</w:t>
             </w:r>
           </w:p>
         </w:tc>
         <w:tc>
           <w:tcPr>
-            <w:tcW w:type="dxa" w:w="1134"/>
+            <w:tcW w:type="dxa" w:w="1701"/>
           </w:tcPr>
           <w:p>
             <w:pPr>
@@ -1495,7 +1513,7 @@
                 <w:color w:val="C00000"/>
                 <w:sz w:val="20"/>
               </w:rPr>
-              <w:t>The patient was very worried about the operation.</w:t>
+              <w:t>I was very surprised to hear the news.</w:t>
             </w:r>
           </w:p>
         </w:tc>
@@ -1548,13 +1566,101 @@
                 <w:rFonts w:ascii="Times New Roman" w:hAnsi="Times New Roman"/>
                 <w:sz w:val="20"/>
               </w:rPr>
-              <w:t>Dr Lee left the hospital in 2020, he opened a clinic in Wan Chai.</w:t>
+              <w:t>No one understand why he left medicine.</w:t>
             </w:r>
           </w:p>
         </w:tc>
         <w:tc>
           <w:tcPr>
-            <w:tcW w:type="dxa" w:w="1134"/>
+            <w:tcW w:type="dxa" w:w="1701"/>
+          </w:tcPr>
+          <w:p>
+            <w:pPr>
+              <w:spacing w:after="40" w:line="276" w:lineRule="auto"/>
+            </w:pPr>
+            <w:r>
+              <w:rPr>
+                <w:rFonts w:ascii="Times New Roman" w:hAnsi="Times New Roman"/>
+                <w:sz w:val="20"/>
+              </w:rPr>
+              <w:t>Subject-verb agreement</w:t>
+            </w:r>
+          </w:p>
+        </w:tc>
+        <w:tc>
+          <w:tcPr>
+            <w:tcW w:type="dxa" w:w="4365"/>
+          </w:tcPr>
+          <w:p>
+            <w:pPr>
+              <w:spacing w:after="40" w:line="276" w:lineRule="auto"/>
+            </w:pPr>
+            <w:r>
+              <w:rPr>
+                <w:rFonts w:ascii="Times New Roman" w:hAnsi="Times New Roman"/>
+                <w:color w:val="C00000"/>
+                <w:sz w:val="20"/>
+              </w:rPr>
+              <w:t>No one understands why he left medicine.</w:t>
+            </w:r>
+          </w:p>
+        </w:tc>
+        <w:tc>
+          <w:tcPr>
+            <w:tcW w:type="dxa" w:w="567"/>
+          </w:tcPr>
+          <w:p>
+            <w:pPr>
+              <w:spacing w:after="40" w:line="276" w:lineRule="auto"/>
+            </w:pPr>
+            <w:r>
+              <w:rPr>
+                <w:rFonts w:ascii="Times New Roman" w:hAnsi="Times New Roman"/>
+                <w:sz w:val="20"/>
+              </w:rPr>
+              <w:t>V</w:t>
+            </w:r>
+          </w:p>
+        </w:tc>
+      </w:tr>
+      <w:tr>
+        <w:tc>
+          <w:tcPr>
+            <w:tcW w:type="dxa" w:w="567"/>
+          </w:tcPr>
+          <w:p>
+            <w:pPr>
+              <w:spacing w:after="40" w:line="276" w:lineRule="auto"/>
+            </w:pPr>
+            <w:r>
+              <w:rPr>
+                <w:rFonts w:ascii="Times New Roman" w:hAnsi="Times New Roman"/>
+                <w:sz w:val="20"/>
+              </w:rPr>
+              <w:t>3</w:t>
+            </w:r>
+          </w:p>
+        </w:tc>
+        <w:tc>
+          <w:tcPr>
+            <w:tcW w:type="dxa" w:w="2721"/>
+          </w:tcPr>
+          <w:p>
+            <w:pPr>
+              <w:spacing w:after="40" w:line="276" w:lineRule="auto"/>
+            </w:pPr>
+            <w:r>
+              <w:rPr>
+                <w:rFonts w:ascii="Times New Roman" w:hAnsi="Times New Roman"/>
+                <w:sz w:val="20"/>
+              </w:rPr>
+              <w:t>He posted his first video in January, it went viral within a week.</w:t>
+            </w:r>
+          </w:p>
+        </w:tc>
+        <w:tc>
+          <w:tcPr>
+            <w:tcW w:type="dxa" w:w="1701"/>
           </w:tcPr>
           <w:p>
             <w:pPr>
@@ -1583,7 +1689,7 @@
                 <w:color w:val="C00000"/>
                 <w:sz w:val="20"/>
               </w:rPr>
-              <w:t>Dr Lee left the hospital in 2020. He opened a clinic in Wan Chai.</w:t>
+              <w:t>He posted his first video in January. It went viral within a week.</w:t>
             </w:r>
           </w:p>
         </w:tc>
@@ -1619,7 +1725,7 @@
                 <w:rFonts w:ascii="Times New Roman" w:hAnsi="Times New Roman"/>
                 <w:sz w:val="20"/>
               </w:rPr>
-              <w:t>3</w:t>
+              <w:t>4</w:t>
             </w:r>
           </w:p>
         </w:tc>
@@ -1636,13 +1742,13 @@
                 <w:rFonts w:ascii="Times New Roman" w:hAnsi="Times New Roman"/>
                 <w:sz w:val="20"/>
               </w:rPr>
-              <w:t>Working twelve hours every day, she never missed a shift.</w:t>
+              <w:t>His advice has changed my daily habits.</w:t>
             </w:r>
           </w:p>
         </w:tc>
         <w:tc>
           <w:tcPr>
-            <w:tcW w:type="dxa" w:w="1134"/>
+            <w:tcW w:type="dxa" w:w="1701"/>
           </w:tcPr>
           <w:p>
             <w:pPr>
@@ -1707,7 +1813,7 @@
                 <w:rFonts w:ascii="Times New Roman" w:hAnsi="Times New Roman"/>
                 <w:sz w:val="20"/>
               </w:rPr>
-              <w:t>4</w:t>
+              <w:t>5</w:t>
             </w:r>
           </w:p>
         </w:tc>
@@ -1724,13 +1830,13 @@
                 <w:rFonts w:ascii="Times New Roman" w:hAnsi="Times New Roman"/>
                 <w:sz w:val="20"/>
               </w:rPr>
-              <w:t>No one is surprised when a doctor work at weekends.</w:t>
+              <w:t>It was a honour to meet such a brave person.</w:t>
             </w:r>
           </w:p>
         </w:tc>
         <w:tc>
           <w:tcPr>
-            <w:tcW w:type="dxa" w:w="1134"/>
+            <w:tcW w:type="dxa" w:w="1701"/>
           </w:tcPr>
           <w:p>
             <w:pPr>
@@ -1741,7 +1847,7 @@
                 <w:rFonts w:ascii="Times New Roman" w:hAnsi="Times New Roman"/>
                 <w:sz w:val="20"/>
               </w:rPr>
-              <w:t>Subject-verb agreement</w:t>
+              <w:t>Article before vowel sound</w:t>
             </w:r>
           </w:p>
         </w:tc>
@@ -1759,95 +1865,7 @@
                 <w:color w:val="C00000"/>
                 <w:sz w:val="20"/>
               </w:rPr>
-              <w:t>No one is surprised when a doctor works at weekends.</w:t>
-            </w:r>
-          </w:p>
-        </w:tc>
-        <w:tc>
-          <w:tcPr>
-            <w:tcW w:type="dxa" w:w="567"/>
-          </w:tcPr>
-          <w:p>
-            <w:pPr>
-              <w:spacing w:after="40" w:line="276" w:lineRule="auto"/>
-            </w:pPr>
-            <w:r>
-              <w:rPr>
-                <w:rFonts w:ascii="Times New Roman" w:hAnsi="Times New Roman"/>
-                <w:sz w:val="20"/>
-              </w:rPr>
-              <w:t>V</w:t>
-            </w:r>
-          </w:p>
-        </w:tc>
-      </w:tr>
-      <w:tr>
-        <w:tc>
-          <w:tcPr>
-            <w:tcW w:type="dxa" w:w="567"/>
-          </w:tcPr>
-          <w:p>
-            <w:pPr>
-              <w:spacing w:after="40" w:line="276" w:lineRule="auto"/>
-            </w:pPr>
-            <w:r>
-              <w:rPr>
-                <w:rFonts w:ascii="Times New Roman" w:hAnsi="Times New Roman"/>
-                <w:sz w:val="20"/>
-              </w:rPr>
-              <w:t>5</w:t>
-            </w:r>
-          </w:p>
-        </w:tc>
-        <w:tc>
-          <w:tcPr>
-            <w:tcW w:type="dxa" w:w="2721"/>
-          </w:tcPr>
-          <w:p>
-            <w:pPr>
-              <w:spacing w:after="40" w:line="276" w:lineRule="auto"/>
-            </w:pPr>
-            <w:r>
-              <w:rPr>
-                <w:rFonts w:ascii="Times New Roman" w:hAnsi="Times New Roman"/>
-                <w:sz w:val="20"/>
-              </w:rPr>
-              <w:t>It was a honour to interview such a dedicated doctor.</w:t>
-            </w:r>
-          </w:p>
-        </w:tc>
-        <w:tc>
-          <w:tcPr>
-            <w:tcW w:type="dxa" w:w="1134"/>
-          </w:tcPr>
-          <w:p>
-            <w:pPr>
-              <w:spacing w:after="40" w:line="276" w:lineRule="auto"/>
-            </w:pPr>
-            <w:r>
-              <w:rPr>
-                <w:rFonts w:ascii="Times New Roman" w:hAnsi="Times New Roman"/>
-                <w:sz w:val="20"/>
-              </w:rPr>
-              <w:t>Article</w:t>
-            </w:r>
-          </w:p>
-        </w:tc>
-        <w:tc>
-          <w:tcPr>
-            <w:tcW w:type="dxa" w:w="4365"/>
-          </w:tcPr>
-          <w:p>
-            <w:pPr>
-              <w:spacing w:after="40" w:line="276" w:lineRule="auto"/>
-            </w:pPr>
-            <w:r>
-              <w:rPr>
-                <w:rFonts w:ascii="Times New Roman" w:hAnsi="Times New Roman"/>
-                <w:color w:val="C00000"/>
-                <w:sz w:val="20"/>
-              </w:rPr>
-              <w:t>It was an honour to interview such a dedicated doctor.</w:t>
+              <w:t>It was an honour to meet such a brave person.</w:t>
             </w:r>
           </w:p>
         </w:tc>
@@ -1869,6 +1887,94 @@
           </w:p>
         </w:tc>
       </w:tr>
+      <w:tr>
+        <w:tc>
+          <w:tcPr>
+            <w:tcW w:type="dxa" w:w="567"/>
+          </w:tcPr>
+          <w:p>
+            <w:pPr>
+              <w:spacing w:after="40" w:line="276" w:lineRule="auto"/>
+            </w:pPr>
+            <w:r>
+              <w:rPr>
+                <w:rFonts w:ascii="Times New Roman" w:hAnsi="Times New Roman"/>
+                <w:sz w:val="20"/>
+              </w:rPr>
+              <w:t>6</w:t>
+            </w:r>
+          </w:p>
+        </w:tc>
+        <w:tc>
+          <w:tcPr>
+            <w:tcW w:type="dxa" w:w="2721"/>
+          </w:tcPr>
+          <w:p>
+            <w:pPr>
+              <w:spacing w:after="40" w:line="276" w:lineRule="auto"/>
+            </w:pPr>
+            <w:r>
+              <w:rPr>
+                <w:rFonts w:ascii="Times New Roman" w:hAnsi="Times New Roman"/>
+                <w:sz w:val="20"/>
+              </w:rPr>
+              <w:t>Dr Lai records a new video every Sunday.</w:t>
+            </w:r>
+          </w:p>
+        </w:tc>
+        <w:tc>
+          <w:tcPr>
+            <w:tcW w:type="dxa" w:w="1701"/>
+          </w:tcPr>
+          <w:p>
+            <w:pPr>
+              <w:spacing w:after="40" w:line="276" w:lineRule="auto"/>
+            </w:pPr>
+            <w:r>
+              <w:rPr>
+                <w:rFonts w:ascii="Times New Roman" w:hAnsi="Times New Roman"/>
+                <w:sz w:val="20"/>
+              </w:rPr>
+              <w:t>Correct</w:t>
+            </w:r>
+          </w:p>
+        </w:tc>
+        <w:tc>
+          <w:tcPr>
+            <w:tcW w:type="dxa" w:w="4365"/>
+          </w:tcPr>
+          <w:p>
+            <w:pPr>
+              <w:spacing w:after="40" w:line="276" w:lineRule="auto"/>
+            </w:pPr>
+            <w:r>
+              <w:rPr>
+                <w:rFonts w:ascii="Times New Roman" w:hAnsi="Times New Roman"/>
+                <w:color w:val="C00000"/>
+                <w:sz w:val="20"/>
+              </w:rPr>
+              <w:t>No change.</w:t>
+            </w:r>
+          </w:p>
+        </w:tc>
+        <w:tc>
+          <w:tcPr>
+            <w:tcW w:type="dxa" w:w="567"/>
+          </w:tcPr>
+          <w:p>
+            <w:pPr>
+              <w:spacing w:after="40" w:line="276" w:lineRule="auto"/>
+            </w:pPr>
+            <w:r>
+              <w:rPr>
+                <w:rFonts w:ascii="Times New Roman" w:hAnsi="Times New Roman"/>
+                <w:sz w:val="20"/>
+              </w:rPr>
+              <w:t>—</w:t>
+            </w:r>
+          </w:p>
+        </w:tc>
+      </w:tr>
     </w:tbl>
     <w:p>
       <w:r>
@@ -1877,7 +1983,7 @@
           <w:i/>
           <w:color w:val="C00000"/>
         </w:rPr>
-        <w:t>Sentences 3 and 5 are the ones students typically miss: sentence 3 looks complete because the participial phrase is grammatically correct; sentence 5 is wrong only because of the article.</w:t>
+        <w:t>Sentences 3 and 5 are the ones students typically miss: sentence 3 is a comma splice that looks like two short correct sentences; sentence 5 involves the article before a vowel sound. Sentences 2 and 7 show subject-verb agreement in different contexts (‘No one’ and ‘His advice’).</w:t>
       </w:r>
     </w:p>
     <w:p>
@@ -1898,7 +2004,7 @@
           <w:b w:val="0"/>
           <w:i w:val="0"/>
         </w:rPr>
-        <w:t>Project or photocopy. The errors are the same families the practice sentences trained.</w:t>
+        <w:t>Project or photocopy. The errors are the same families the practice sentences trained, but placed inside a longer, more complex text.</w:t>
       </w:r>
     </w:p>
     <w:tbl>
@@ -1924,7 +2030,7 @@
               <w:rPr>
                 <w:sz w:val="21"/>
               </w:rPr>
-              <w:t>Dr Jason Lai practiced medicine in a public hospital, he left that job in 2023 to follow a lifelong dream</w:t>
+              <w:t>Have you ever wondered what makes someone walk away from a guaranteed future, Dr Jason Lai, our 2015 graduate, did exactly that</w:t>
             </w:r>
           </w:p>
           <w:p>
@@ -1935,7 +2041,7 @@
               <w:rPr>
                 <w:sz w:val="21"/>
               </w:rPr>
-              <w:t>He earned over a hundred thousand dollars a month and life was secure, every morning he woke up feeling empty</w:t>
+              <w:t>After six years in medical school and three years at Queen Mary Hospital</w:t>
             </w:r>
           </w:p>
           <w:p>
@@ -1946,7 +2052,7 @@
               <w:rPr>
                 <w:sz w:val="21"/>
               </w:rPr>
-              <w:t>He quit his job, sell his apartment and opened a small bakery in Mui Wo</w:t>
+              <w:t>He was earn a six-figure salary every month, however, he felt unfulfilling</w:t>
             </w:r>
           </w:p>
           <w:p>
@@ -1957,7 +2063,7 @@
               <w:rPr>
                 <w:sz w:val="21"/>
               </w:rPr>
-              <w:t>Bringing fresh bread to elderly residents who had walked an hour to the nearest shop</w:t>
+              <w:t>He quit his job in 2023, he started a YouTube channel called Wellness Daily</w:t>
             </w:r>
           </w:p>
           <w:p>
@@ -1968,7 +2074,7 @@
               <w:rPr>
                 <w:sz w:val="21"/>
               </w:rPr>
-              <w:t>The bakery was deliberately kept cheap so no one is left out</w:t>
+              <w:t>He upload videos about mental health and sleep habits to help stressed students</w:t>
             </w:r>
           </w:p>
           <w:p>
@@ -1979,7 +2085,7 @@
               <w:rPr>
                 <w:sz w:val="21"/>
               </w:rPr>
-              <w:t>Today, he deliver eighty loaves every morning and his parents felt very worrying about his future</w:t>
+              <w:t>His advice are practical and easy to follow</w:t>
             </w:r>
           </w:p>
           <w:p>
@@ -1990,7 +2096,18 @@
               <w:rPr>
                 <w:sz w:val="21"/>
               </w:rPr>
-              <w:t>It is a example of courage for all of us.</w:t>
+              <w:t>Last month he reached one million subscribers</w:t>
+            </w:r>
+          </w:p>
+          <w:p>
+            <w:pPr>
+              <w:spacing w:after="80" w:line="276" w:lineRule="auto"/>
+            </w:pPr>
+            <w:r>
+              <w:rPr>
+                <w:sz w:val="21"/>
+              </w:rPr>
+              <w:t>It is a inspiration for anyone afraid to follow their passion.</w:t>
             </w:r>
           </w:p>
         </w:tc>
@@ -2051,7 +2168,7 @@
         </w:tc>
         <w:tc>
           <w:tcPr>
-            <w:tcW w:type="dxa" w:w="1701"/>
+            <w:tcW w:type="dxa" w:w="1984"/>
           </w:tcPr>
           <w:p>
             <w:pPr>
@@ -2069,7 +2186,7 @@
         </w:tc>
         <w:tc>
           <w:tcPr>
-            <w:tcW w:type="dxa" w:w="4082"/>
+            <w:tcW w:type="dxa" w:w="3798"/>
           </w:tcPr>
           <w:p>
             <w:pPr>
@@ -2135,13 +2252,13 @@
                 <w:rFonts w:ascii="Times New Roman" w:hAnsi="Times New Roman"/>
                 <w:sz w:val="20"/>
               </w:rPr>
-              <w:t>… hospital, he left …</w:t>
+              <w:t>… guaranteed future, Dr Jason Lai …</w:t>
             </w:r>
           </w:p>
         </w:tc>
         <w:tc>
           <w:tcPr>
-            <w:tcW w:type="dxa" w:w="1701"/>
+            <w:tcW w:type="dxa" w:w="1984"/>
           </w:tcPr>
           <w:p>
             <w:pPr>
@@ -2152,13 +2269,13 @@
                 <w:rFonts w:ascii="Times New Roman" w:hAnsi="Times New Roman"/>
                 <w:sz w:val="20"/>
               </w:rPr>
-              <w:t>Comma splice</w:t>
+              <w:t>Comma splice — rhetorical question + statement fused by a comma</w:t>
             </w:r>
           </w:p>
         </w:tc>
         <w:tc>
           <w:tcPr>
-            <w:tcW w:type="dxa" w:w="4082"/>
+            <w:tcW w:type="dxa" w:w="3798"/>
           </w:tcPr>
           <w:p>
             <w:pPr>
@@ -2170,7 +2287,7 @@
                 <w:color w:val="C00000"/>
                 <w:sz w:val="20"/>
               </w:rPr>
-              <w:t>Dr Jason Lai practiced medicine in a public hospital. He left that job in 2023 to follow a lifelong dream.</w:t>
+              <w:t>Have you ever wondered what makes someone walk away from a guaranteed future? Dr Jason Lai, our 2015 graduate, did exactly that.</w:t>
             </w:r>
           </w:p>
         </w:tc>
@@ -2223,13 +2340,13 @@
                 <w:rFonts w:ascii="Times New Roman" w:hAnsi="Times New Roman"/>
                 <w:sz w:val="20"/>
               </w:rPr>
-              <w:t>… secure, every morning …</w:t>
+              <w:t>After six years in medical school and three years at Queen Mary Hospital.</w:t>
             </w:r>
           </w:p>
         </w:tc>
         <w:tc>
           <w:tcPr>
-            <w:tcW w:type="dxa" w:w="1701"/>
+            <w:tcW w:type="dxa" w:w="1984"/>
           </w:tcPr>
           <w:p>
             <w:pPr>
@@ -2240,13 +2357,13 @@
                 <w:rFonts w:ascii="Times New Roman" w:hAnsi="Times New Roman"/>
                 <w:sz w:val="20"/>
               </w:rPr>
-              <w:t>Comma splice</w:t>
+              <w:t>Fragment — prepositional phrases with no subject or finite verb</w:t>
             </w:r>
           </w:p>
         </w:tc>
         <w:tc>
           <w:tcPr>
-            <w:tcW w:type="dxa" w:w="4082"/>
+            <w:tcW w:type="dxa" w:w="3798"/>
           </w:tcPr>
           <w:p>
             <w:pPr>
@@ -2258,7 +2375,7 @@
                 <w:color w:val="C00000"/>
                 <w:sz w:val="20"/>
               </w:rPr>
-              <w:t>He earned over a hundred thousand dollars a month and life was secure. Every morning he woke up feeling empty.</w:t>
+              <w:t>After six years in medical school and three years at Queen Mary Hospital, he was earning a six-figure salary every month.</w:t>
             </w:r>
           </w:p>
         </w:tc>
@@ -2311,13 +2428,13 @@
                 <w:rFonts w:ascii="Times New Roman" w:hAnsi="Times New Roman"/>
                 <w:sz w:val="20"/>
               </w:rPr>
-              <w:t>… sell his apartment …</w:t>
+              <w:t>He was earn a six-figure salary</w:t>
             </w:r>
           </w:p>
         </w:tc>
         <w:tc>
           <w:tcPr>
-            <w:tcW w:type="dxa" w:w="1701"/>
+            <w:tcW w:type="dxa" w:w="1984"/>
           </w:tcPr>
           <w:p>
             <w:pPr>
@@ -2328,13 +2445,13 @@
                 <w:rFonts w:ascii="Times New Roman" w:hAnsi="Times New Roman"/>
                 <w:sz w:val="20"/>
               </w:rPr>
-              <w:t>Wrong verb form (parallel tense)</w:t>
+              <w:t>Wrong verb form (past continuous mis-formed)</w:t>
             </w:r>
           </w:p>
         </w:tc>
         <w:tc>
           <w:tcPr>
-            <w:tcW w:type="dxa" w:w="4082"/>
+            <w:tcW w:type="dxa" w:w="3798"/>
           </w:tcPr>
           <w:p>
             <w:pPr>
@@ -2346,7 +2463,7 @@
                 <w:color w:val="C00000"/>
                 <w:sz w:val="20"/>
               </w:rPr>
-              <w:t>He quit his job, sold his apartment and opened a small bakery in Mui Wo.</w:t>
+              <w:t>He was earning a six-figure salary every month.</w:t>
             </w:r>
           </w:p>
         </w:tc>
@@ -2399,13 +2516,13 @@
                 <w:rFonts w:ascii="Times New Roman" w:hAnsi="Times New Roman"/>
                 <w:sz w:val="20"/>
               </w:rPr>
-              <w:t>Bringing fresh bread …</w:t>
+              <w:t>he felt unfulfilling</w:t>
             </w:r>
           </w:p>
         </w:tc>
         <w:tc>
           <w:tcPr>
-            <w:tcW w:type="dxa" w:w="1701"/>
+            <w:tcW w:type="dxa" w:w="1984"/>
           </w:tcPr>
           <w:p>
             <w:pPr>
@@ -2416,13 +2533,13 @@
                 <w:rFonts w:ascii="Times New Roman" w:hAnsi="Times New Roman"/>
                 <w:sz w:val="20"/>
               </w:rPr>
-              <w:t>Fragment — no finite verb</w:t>
+              <w:t>Word form</w:t>
             </w:r>
           </w:p>
         </w:tc>
         <w:tc>
           <w:tcPr>
-            <w:tcW w:type="dxa" w:w="4082"/>
+            <w:tcW w:type="dxa" w:w="3798"/>
           </w:tcPr>
           <w:p>
             <w:pPr>
@@ -2434,7 +2551,95 @@
                 <w:color w:val="C00000"/>
                 <w:sz w:val="20"/>
               </w:rPr>
-              <w:t>He brings fresh bread to elderly residents who had walked an hour to the nearest shop.</w:t>
+              <w:t>however, he felt unfulfilled.</w:t>
+            </w:r>
+          </w:p>
+        </w:tc>
+        <w:tc>
+          <w:tcPr>
+            <w:tcW w:type="dxa" w:w="567"/>
+          </w:tcPr>
+          <w:p>
+            <w:pPr>
+              <w:spacing w:after="40" w:line="276" w:lineRule="auto"/>
+            </w:pPr>
+            <w:r>
+              <w:rPr>
+                <w:rFonts w:ascii="Times New Roman" w:hAnsi="Times New Roman"/>
+                <w:sz w:val="20"/>
+              </w:rPr>
+              <w:t>W</w:t>
+            </w:r>
+          </w:p>
+        </w:tc>
+      </w:tr>
+      <w:tr>
+        <w:tc>
+          <w:tcPr>
+            <w:tcW w:type="dxa" w:w="567"/>
+          </w:tcPr>
+          <w:p>
+            <w:pPr>
+              <w:spacing w:after="40" w:line="276" w:lineRule="auto"/>
+            </w:pPr>
+            <w:r>
+              <w:rPr>
+                <w:rFonts w:ascii="Times New Roman" w:hAnsi="Times New Roman"/>
+                <w:sz w:val="20"/>
+              </w:rPr>
+              <w:t>5</w:t>
+            </w:r>
+          </w:p>
+        </w:tc>
+        <w:tc>
+          <w:tcPr>
+            <w:tcW w:type="dxa" w:w="2721"/>
+          </w:tcPr>
+          <w:p>
+            <w:pPr>
+              <w:spacing w:after="40" w:line="276" w:lineRule="auto"/>
+            </w:pPr>
+            <w:r>
+              <w:rPr>
+                <w:rFonts w:ascii="Times New Roman" w:hAnsi="Times New Roman"/>
+                <w:sz w:val="20"/>
+              </w:rPr>
+              <w:t>He quit his job in 2023, he started …</w:t>
+            </w:r>
+          </w:p>
+        </w:tc>
+        <w:tc>
+          <w:tcPr>
+            <w:tcW w:type="dxa" w:w="1984"/>
+          </w:tcPr>
+          <w:p>
+            <w:pPr>
+              <w:spacing w:after="40" w:line="276" w:lineRule="auto"/>
+            </w:pPr>
+            <w:r>
+              <w:rPr>
+                <w:rFonts w:ascii="Times New Roman" w:hAnsi="Times New Roman"/>
+                <w:sz w:val="20"/>
+              </w:rPr>
+              <w:t>Comma splice</w:t>
+            </w:r>
+          </w:p>
+        </w:tc>
+        <w:tc>
+          <w:tcPr>
+            <w:tcW w:type="dxa" w:w="3798"/>
+          </w:tcPr>
+          <w:p>
+            <w:pPr>
+              <w:spacing w:after="40" w:line="276" w:lineRule="auto"/>
+            </w:pPr>
+            <w:r>
+              <w:rPr>
+                <w:rFonts w:ascii="Times New Roman" w:hAnsi="Times New Roman"/>
+                <w:color w:val="C00000"/>
+                <w:sz w:val="20"/>
+              </w:rPr>
+              <w:t>He quit his job in 2023. He started a YouTube channel called Wellness Daily.</w:t>
             </w:r>
           </w:p>
         </w:tc>
@@ -2470,94 +2675,6 @@
                 <w:rFonts w:ascii="Times New Roman" w:hAnsi="Times New Roman"/>
                 <w:sz w:val="20"/>
               </w:rPr>
-              <w:t>5</w:t>
-            </w:r>
-          </w:p>
-        </w:tc>
-        <w:tc>
-          <w:tcPr>
-            <w:tcW w:type="dxa" w:w="2721"/>
-          </w:tcPr>
-          <w:p>
-            <w:pPr>
-              <w:spacing w:after="40" w:line="276" w:lineRule="auto"/>
-            </w:pPr>
-            <w:r>
-              <w:rPr>
-                <w:rFonts w:ascii="Times New Roman" w:hAnsi="Times New Roman"/>
-                <w:sz w:val="20"/>
-              </w:rPr>
-              <w:t>… no one is left out</w:t>
-            </w:r>
-          </w:p>
-        </w:tc>
-        <w:tc>
-          <w:tcPr>
-            <w:tcW w:type="dxa" w:w="1701"/>
-          </w:tcPr>
-          <w:p>
-            <w:pPr>
-              <w:spacing w:after="40" w:line="276" w:lineRule="auto"/>
-            </w:pPr>
-            <w:r>
-              <w:rPr>
-                <w:rFonts w:ascii="Times New Roman" w:hAnsi="Times New Roman"/>
-                <w:sz w:val="20"/>
-              </w:rPr>
-              <w:t>Wrong tense</w:t>
-            </w:r>
-          </w:p>
-        </w:tc>
-        <w:tc>
-          <w:tcPr>
-            <w:tcW w:type="dxa" w:w="4082"/>
-          </w:tcPr>
-          <w:p>
-            <w:pPr>
-              <w:spacing w:after="40" w:line="276" w:lineRule="auto"/>
-            </w:pPr>
-            <w:r>
-              <w:rPr>
-                <w:rFonts w:ascii="Times New Roman" w:hAnsi="Times New Roman"/>
-                <w:color w:val="C00000"/>
-                <w:sz w:val="20"/>
-              </w:rPr>
-              <w:t>The bakery was deliberately kept cheap so no one was left out.</w:t>
-            </w:r>
-          </w:p>
-        </w:tc>
-        <w:tc>
-          <w:tcPr>
-            <w:tcW w:type="dxa" w:w="567"/>
-          </w:tcPr>
-          <w:p>
-            <w:pPr>
-              <w:spacing w:after="40" w:line="276" w:lineRule="auto"/>
-            </w:pPr>
-            <w:r>
-              <w:rPr>
-                <w:rFonts w:ascii="Times New Roman" w:hAnsi="Times New Roman"/>
-                <w:sz w:val="20"/>
-              </w:rPr>
-              <w:t>V</w:t>
-            </w:r>
-          </w:p>
-        </w:tc>
-      </w:tr>
-      <w:tr>
-        <w:tc>
-          <w:tcPr>
-            <w:tcW w:type="dxa" w:w="567"/>
-          </w:tcPr>
-          <w:p>
-            <w:pPr>
-              <w:spacing w:after="40" w:line="276" w:lineRule="auto"/>
-            </w:pPr>
-            <w:r>
-              <w:rPr>
-                <w:rFonts w:ascii="Times New Roman" w:hAnsi="Times New Roman"/>
-                <w:sz w:val="20"/>
-              </w:rPr>
               <w:t>6</w:t>
             </w:r>
           </w:p>
@@ -2575,13 +2692,13 @@
                 <w:rFonts w:ascii="Times New Roman" w:hAnsi="Times New Roman"/>
                 <w:sz w:val="20"/>
               </w:rPr>
-              <w:t>… he deliver eighty loaves …</w:t>
+              <w:t>He upload videos</w:t>
             </w:r>
           </w:p>
         </w:tc>
         <w:tc>
           <w:tcPr>
-            <w:tcW w:type="dxa" w:w="1701"/>
+            <w:tcW w:type="dxa" w:w="1984"/>
           </w:tcPr>
           <w:p>
             <w:pPr>
@@ -2598,7 +2715,7 @@
         </w:tc>
         <w:tc>
           <w:tcPr>
-            <w:tcW w:type="dxa" w:w="4082"/>
+            <w:tcW w:type="dxa" w:w="3798"/>
           </w:tcPr>
           <w:p>
             <w:pPr>
@@ -2610,7 +2727,7 @@
                 <w:color w:val="C00000"/>
                 <w:sz w:val="20"/>
               </w:rPr>
-              <w:t>Today, he delivers eighty loaves every morning …</w:t>
+              <w:t>He uploads videos about mental health and sleep habits to help stressed students.</w:t>
             </w:r>
           </w:p>
         </w:tc>
@@ -2663,13 +2780,13 @@
                 <w:rFonts w:ascii="Times New Roman" w:hAnsi="Times New Roman"/>
                 <w:sz w:val="20"/>
               </w:rPr>
-              <w:t>… felt very worrying about …</w:t>
+              <w:t>His advice are practical</w:t>
             </w:r>
           </w:p>
         </w:tc>
         <w:tc>
           <w:tcPr>
-            <w:tcW w:type="dxa" w:w="1701"/>
+            <w:tcW w:type="dxa" w:w="1984"/>
           </w:tcPr>
           <w:p>
             <w:pPr>
@@ -2680,13 +2797,13 @@
                 <w:rFonts w:ascii="Times New Roman" w:hAnsi="Times New Roman"/>
                 <w:sz w:val="20"/>
               </w:rPr>
-              <w:t>Word form</w:t>
+              <w:t>Subject-verb agreement (uncountable noun)</w:t>
             </w:r>
           </w:p>
         </w:tc>
         <w:tc>
           <w:tcPr>
-            <w:tcW w:type="dxa" w:w="4082"/>
+            <w:tcW w:type="dxa" w:w="3798"/>
           </w:tcPr>
           <w:p>
             <w:pPr>
@@ -2698,7 +2815,7 @@
                 <w:color w:val="C00000"/>
                 <w:sz w:val="20"/>
               </w:rPr>
-              <w:t>… his parents felt very worried about his future.</w:t>
+              <w:t>His advice is practical and easy to follow.</w:t>
             </w:r>
           </w:p>
         </w:tc>
@@ -2715,7 +2832,7 @@
                 <w:rFonts w:ascii="Times New Roman" w:hAnsi="Times New Roman"/>
                 <w:sz w:val="20"/>
               </w:rPr>
-              <w:t>W</w:t>
+              <w:t>V</w:t>
             </w:r>
           </w:p>
         </w:tc>
@@ -2751,13 +2868,13 @@
                 <w:rFonts w:ascii="Times New Roman" w:hAnsi="Times New Roman"/>
                 <w:sz w:val="20"/>
               </w:rPr>
-              <w:t>… a example of courage</w:t>
+              <w:t>It is a inspiration</w:t>
             </w:r>
           </w:p>
         </w:tc>
         <w:tc>
           <w:tcPr>
-            <w:tcW w:type="dxa" w:w="1701"/>
+            <w:tcW w:type="dxa" w:w="1984"/>
           </w:tcPr>
           <w:p>
             <w:pPr>
@@ -2768,13 +2885,13 @@
                 <w:rFonts w:ascii="Times New Roman" w:hAnsi="Times New Roman"/>
                 <w:sz w:val="20"/>
               </w:rPr>
-              <w:t>Article</w:t>
+              <w:t>Article before a vowel sound</w:t>
             </w:r>
           </w:p>
         </w:tc>
         <w:tc>
           <w:tcPr>
-            <w:tcW w:type="dxa" w:w="4082"/>
+            <w:tcW w:type="dxa" w:w="3798"/>
           </w:tcPr>
           <w:p>
             <w:pPr>
@@ -2786,7 +2903,7 @@
                 <w:color w:val="C00000"/>
                 <w:sz w:val="20"/>
               </w:rPr>
-              <w:t>It is an example of courage for all of us.</w:t>
+              <w:t>It is an inspiration for anyone afraid to follow their passion.</w:t>
             </w:r>
           </w:p>
         </w:tc>
@@ -2816,7 +2933,7 @@
           <w:b w:val="0"/>
           <w:i w:val="0"/>
         </w:rPr>
-        <w:t>COMPOSITION: 3 S / 3 V / 1 W / 1 N.</w:t>
+        <w:t>COMPOSITION: 3 S / 3 V / 1 W / 1 N. Note that sentences 3 and 4 contain two errors in one sentence (was earn + unfulfilling) — this is common in student scripts and should be named aloud.</w:t>
       </w:r>
     </w:p>
     <w:p/>
@@ -2836,7 +2953,7 @@
           <w:i/>
           <w:color w:val="C00000"/>
         </w:rPr>
-        <w:t>Use these in class to show students that the plant text is a model answer WITH errors, not errors in a weak answer.</w:t>
+        <w:t>Use these in class to show students that the plant text is a model answer WITH errors, not errors in a weak answer. The ideas and organisation are worth studying even while hunting the grammar.</w:t>
       </w:r>
     </w:p>
     <w:p>
@@ -2848,7 +2965,7 @@
           <w:b/>
           <w:i w:val="0"/>
         </w:rPr>
-        <w:t>Sentence 1:</w:t>
+        <w:t>Sentence 1 (Hook):</w:t>
       </w:r>
     </w:p>
     <w:p>
@@ -2861,7 +2978,7 @@
           <w:b w:val="0"/>
           <w:i w:val="0"/>
         </w:rPr>
-        <w:t>Content: establishes who (Dr Jason Lai), what (practiced medicine), when (2023), why (lifelong dream). Organisation: opens with the interview subject and the dramatic decision. Language: the comma splice is the only error — the information is complete and specific (public hospital, 2023).</w:t>
+        <w:t>Content: opens with a direct question to the reader (‘Have you ever wondered…’), immediately engaging the audience. Names the person and the dramatic decision. Organisation: classic magazine hook — question first, answer second. Language: the comma splice is the only error; the rhetorical device itself is exactly what school-magazine articles need for reader awareness.</w:t>
       </w:r>
     </w:p>
     <w:p>
@@ -2874,7 +2991,7 @@
           <w:i/>
           <w:color w:val="C00000"/>
         </w:rPr>
-        <w:t>Teaching note: This opening does exactly what an article introduction should do: name the person, state the change, and give the reason. The error is mechanical (one comma), not conceptual.</w:t>
+        <w:t>Teaching note: Teach students that a hook is not just ‘interesting’ — it must point directly to the article subject. This one does both: it asks about career change, then names Jason Lai in the same breath.</w:t>
       </w:r>
     </w:p>
     <w:p>
@@ -2886,7 +3003,7 @@
           <w:b/>
           <w:i w:val="0"/>
         </w:rPr>
-        <w:t>Sentence 2:</w:t>
+        <w:t>Sentence 2 (Background):</w:t>
       </w:r>
     </w:p>
     <w:p>
@@ -2899,7 +3016,7 @@
           <w:b w:val="0"/>
           <w:i w:val="0"/>
         </w:rPr>
-        <w:t>Content: establishes the contrast (high salary vs. emotional emptiness). Organisation: creates tension before the change. Language: the comma splice fuses two independent observations.</w:t>
+        <w:t>Content: establishes credentials (medical school, Queen Mary Hospital) — specific places students recognise. Organisation: background comes AFTER the hook, not before. The reader is already curious, so the detail lands. Language: the fragment is the subtlest error. Students see ‘medical school’ and ‘Queen Mary Hospital’ and assume it is a complete sentence because the vocabulary is sophisticated.</w:t>
       </w:r>
     </w:p>
     <w:p>
@@ -2912,7 +3029,7 @@
           <w:i/>
           <w:color w:val="C00000"/>
         </w:rPr>
-        <w:t>Teaching note: Teach students that contrast paragraphs need punctuation, not just commas. The ideas themselves (‘hundred thousand dollars’, ‘woke up feeling empty’) are exactly the kind of specific detail that makes Content score at Level 4.</w:t>
+        <w:t>Teaching note: This is different from Lesson 4’s participial fragment. Here the fragment is purely prepositional (‘After six years…’). Students who only hunt for ‘missing verbs’ in obvious places will miss it.</w:t>
       </w:r>
     </w:p>
     <w:p>
@@ -2924,7 +3041,7 @@
           <w:b/>
           <w:i w:val="0"/>
         </w:rPr>
-        <w:t>Sentence 3:</w:t>
+        <w:t>Sentence 3 (Contrast):</w:t>
       </w:r>
     </w:p>
     <w:p>
@@ -2937,7 +3054,7 @@
           <w:b w:val="0"/>
           <w:i w:val="0"/>
         </w:rPr>
-        <w:t>Content: three concrete actions (quit, sell, open) with specific location (Mui Wo). Organisation: moves from problem to solution. Language: parallel verb error — ‘sell’ should match ‘quit’ and ‘opened’ in past tense.</w:t>
+        <w:t>Content: the tension — high pay (six-figure salary) versus emotional cost (unfulfilled). Organisation: creates the ‘why’ before the ‘what’. Specific number (six-figure) makes it real. Language: two errors in one sentence — verb form (was earn) and word form (unfulfilling).</w:t>
       </w:r>
     </w:p>
     <w:p>
@@ -2950,7 +3067,7 @@
           <w:i/>
           <w:color w:val="C00000"/>
         </w:rPr>
-        <w:t>Teaching note: Parallel structure is a Level 4+ feature, but only when all parts match. One wrong verb breaks the pattern. This is a high-value teaching point: the sentence is ambitious, which is good, but ambition requires accuracy.</w:t>
+        <w:t>Teaching note: Note that ‘unfulfilling’ describes the JOB, but the writer meant the PERSON felt unfulfilled. This is the same error family as Lesson 4 (exciting/excited) but in a different semantic field, which helps transfer.</w:t>
       </w:r>
     </w:p>
     <w:p>
@@ -2962,7 +3079,7 @@
           <w:b/>
           <w:i w:val="0"/>
         </w:rPr>
-        <w:t>Sentence 4:</w:t>
+        <w:t>Sentences 4–5 (The Switch):</w:t>
       </w:r>
     </w:p>
     <w:p>
@@ -2975,7 +3092,7 @@
           <w:b w:val="0"/>
           <w:i w:val="0"/>
         </w:rPr>
-        <w:t>Content: defines the dream (fresh bread for elderly) with specific obstacle (hour walk). Organisation: shows impact beyond the subject. Language: the fragment looks like a sentence but has no finite verb.</w:t>
+        <w:t>Content: three concrete actions (quit, started, uploads) with naming (Wellness Daily, mental health, sleep habits). Organisation: moves from problem to solution; naming the channel makes the career switch tangible. Language: comma splice + subject-verb agreement. The shift from past tense (quit, started) to present (uploads) is exactly what students struggle with when writing articles.</w:t>
       </w:r>
     </w:p>
     <w:p>
@@ -2988,7 +3105,7 @@
           <w:i/>
           <w:color w:val="C00000"/>
         </w:rPr>
-        <w:t>Teaching note: This is the subtlest error. Students who hunt for ‘obvious’ mistakes will miss it. The participial phrase is a good structure (Level 4), but it must attach to a main clause with a finite verb.</w:t>
+        <w:t>Teaching note: The channel name ‘Wellness Daily’ is capitalised as a proper noun — a small but important register point. The problems addressed (mental health, sleep habits) are chosen because the reader is a student. This is reader awareness in action.</w:t>
       </w:r>
     </w:p>
     <w:p>
@@ -3000,7 +3117,7 @@
           <w:b/>
           <w:i w:val="0"/>
         </w:rPr>
-        <w:t>Sentences 5–6:</w:t>
+        <w:t>Sentences 6–7 (Impact + Closing):</w:t>
       </w:r>
     </w:p>
     <w:p>
@@ -3013,7 +3130,7 @@
           <w:b w:val="0"/>
           <w:i w:val="0"/>
         </w:rPr>
-        <w:t>Content: current operations (kept cheap, eighty loaves) + family reaction. Organisation: shifts from past narrative to present evidence. Language: tense error (is/was), subject-verb error (deliver/delivers), word-form error (worrying/worried).</w:t>
+        <w:t>Content: quantified success (one million subscribers) and universal meaning (inspiration, follow their passion). Organisation: closes with evidence (subscribers) then a takeaway (inspiration). Language: advice are (uncountable noun + plural verb) and a inspiration (article before vowel).</w:t>
       </w:r>
     </w:p>
     <w:p>
@@ -3026,45 +3143,7 @@
           <w:i/>
           <w:color w:val="C00000"/>
         </w:rPr>
-        <w:t>Teaching note: Three errors in two sentences because the writer changed tense mid-paragraph without adjusting every verb. This is exactly what Level 3 writers do: they attempt a range of structures but lose control when switching time frames.</w:t>
-      </w:r>
-    </w:p>
-    <w:p>
-      <w:pPr>
-        <w:spacing w:after="40"/>
-      </w:pPr>
-      <w:r>
-        <w:rPr>
-          <w:b/>
-          <w:i w:val="0"/>
-        </w:rPr>
-        <w:t>Sentence 7:</w:t>
-      </w:r>
-    </w:p>
-    <w:p>
-      <w:pPr>
-        <w:spacing w:after="40"/>
-        <w:ind w:left="283"/>
-      </w:pPr>
-      <w:r>
-        <w:rPr>
-          <w:b w:val="0"/>
-          <w:i w:val="0"/>
-        </w:rPr>
-        <w:t>Content: universal meaning (courage, all of us). Organisation: closes with a takeaway for the reader. Language: article error before a vowel sound.</w:t>
-      </w:r>
-    </w:p>
-    <w:p>
-      <w:pPr>
-        <w:ind w:left="283"/>
-      </w:pPr>
-      <w:r>
-        <w:rPr>
-          <w:b w:val="0"/>
-          <w:i/>
-          <w:color w:val="C00000"/>
-        </w:rPr>
-        <w:t>Teaching note: A small error at the end undermines an otherwise strong conclusion. The ideas are fully developed; the Language error is minor but noticeable. This is what separates Level 3 from Level 4: consistent accuracy across the whole text.</w:t>
+        <w:t>Teaching note: ‘Advice’ is uncountable — a classic Hong Kong learner error because ‘advise’ (verb) and ‘advice’ (noun) are separate words, and students often treat ‘advice’ as plural. This is a different N error from Lesson 4.</w:t>
       </w:r>
     </w:p>
     <w:p>
@@ -3104,7 +3183,17 @@
           <w:i/>
           <w:color w:val="C00000"/>
         </w:rPr>
-        <w:t>The tally strip replaces the old ‘error card’ — no copying of wrong sentences. The script IS the record.</w:t>
+        <w:t>Read the room: students who find nothing need the plant done a second time, not a different lesson.</w:t>
+      </w:r>
+    </w:p>
+    <w:p>
+      <w:r>
+        <w:rPr>
+          <w:b w:val="0"/>
+          <w:i/>
+          <w:color w:val="C00000"/>
+        </w:rPr>
+        <w:t>The tally strip replaces the old ‘error card’ — no copying of wrong sentences. Just counts at the bottom of the script they already wrote. The script IS the record.</w:t>
       </w:r>
     </w:p>
     <w:p>
@@ -3125,7 +3214,7 @@
           <w:b w:val="0"/>
           <w:i w:val="0"/>
         </w:rPr>
-        <w:t>‘The First Day at the Bakery’, about 40 words. A new paragraph forces production, not just polishing.</w:t>
+        <w:t>‘His advice for stressed students’, about 40 words. A new paragraph forces production, not just polishing.</w:t>
       </w:r>
     </w:p>
     <w:p>
@@ -3171,7 +3260,7 @@
           <w:b w:val="0"/>
           <w:i w:val="0"/>
         </w:rPr>
-        <w:t>•  Do not mark the cold write. Not a tick.</w:t>
+        <w:t>•  Do not mark the cold write. Not a tick. The moment it is marked, students stop hunting.</w:t>
       </w:r>
     </w:p>
     <w:p>
@@ -3184,7 +3273,7 @@
           <w:b w:val="0"/>
           <w:i w:val="0"/>
         </w:rPr>
-        <w:t>•  Do not teach before the write.</w:t>
+        <w:t>•  Do not teach before the write. Any teaching that comes first contaminates the baseline.</w:t>
       </w:r>
     </w:p>
     <w:p>
@@ -3197,7 +3286,7 @@
           <w:b w:val="0"/>
           <w:i w:val="0"/>
         </w:rPr>
-        <w:t>•  The planted-text score is a gauge, not a mark.</w:t>
+        <w:t>•  The planted-text score is a gauge, not a mark — and so is the own-text count.</w:t>
       </w:r>
     </w:p>
     <w:p>
@@ -3261,7 +3350,7 @@
           <w:b/>
           <w:i w:val="0"/>
         </w:rPr>
-        <w:t>PART 10: CARRY-OVER TO LESSON 3 (IF THERE IS ONE)</w:t>
+        <w:t>PART 10: CARRY-OVER TO LESSON 3</w:t>
       </w:r>
     </w:p>
     <w:p>
